--- a/_docs_/trim01/04_requisitos/ControlStore_EspecificacionRequisitos_word.docx
+++ b/_docs_/trim01/04_requisitos/ControlStore_EspecificacionRequisitos_word.docx
@@ -2782,7 +2782,7 @@
                 <w:sz w:val="20"/>
                 <w:szCs w:val="20"/>
               </w:rPr>
-              <w:t>Django</w:t>
+              <w:t>Laravel</w:t>
             </w:r>
           </w:p>
         </w:tc>
@@ -2810,7 +2810,7 @@
                 <w:sz w:val="20"/>
                 <w:szCs w:val="20"/>
               </w:rPr>
-              <w:t xml:space="preserve">Framework web de Python utilizado para el desarrollo del </w:t>
+              <w:t xml:space="preserve">Framework web de PHP utilizado para el desarrollo del </w:t>
             </w:r>
             <w:proofErr w:type="spellStart"/>
             <w:r>
@@ -45545,7 +45545,7 @@
                 <w:sz w:val="20"/>
                 <w:szCs w:val="20"/>
               </w:rPr>
-              <w:t xml:space="preserve"> MTV de Django (Model – </w:t>
+              <w:t xml:space="preserve"> MVC de Laravel (Model – View – Controller)</w:t>
             </w:r>
             <w:proofErr w:type="spellStart"/>
             <w:r>
@@ -45553,7 +45553,7 @@
                 <w:sz w:val="20"/>
                 <w:szCs w:val="20"/>
               </w:rPr>
-              <w:t>Template</w:t>
+              <w:t/>
             </w:r>
             <w:proofErr w:type="spellEnd"/>
             <w:r>
@@ -45561,7 +45561,7 @@
                 <w:sz w:val="20"/>
                 <w:szCs w:val="20"/>
               </w:rPr>
-              <w:t xml:space="preserve"> – View), con comentarios en funciones clave. Cada módulo (usuarios, inventario, ventas, domicilios, reportes) debe ser una aplicación Django independiente para facilitar el mantenimiento.</w:t>
+              <w:t xml:space="preserve">, con comentarios en funciones clave. Cada módulo (usuarios, inventario, ventas, domicilios, reportes) debe tener sus propios controladores y modelos independientes para facilitar el mantenimiento.</w:t>
             </w:r>
           </w:p>
         </w:tc>
@@ -45925,7 +45925,7 @@
                 <w:sz w:val="20"/>
                 <w:szCs w:val="20"/>
               </w:rPr>
-              <w:t>El sistema debe ejecutarse en SQLite (pruebas) y PostgreSQL (producción) sin cambiar el código. Debe poder desplegarse en servidores Linux (Ubuntu 22.04) o Windows Server.</w:t>
+              <w:t>El sistema debe ejecutarse sobre MySQL 8 en pruebas y en producción sin cambiar el código. Debe poder desplegarse en servidores Linux (Ubuntu 22.04) o Windows Server.</w:t>
             </w:r>
           </w:p>
         </w:tc>
@@ -46560,7 +46560,7 @@
                 <w:sz w:val="20"/>
                 <w:szCs w:val="20"/>
               </w:rPr>
-              <w:t xml:space="preserve">El sistema deberá desarrollarse en Python 3.10+ con el </w:t>
+              <w:t xml:space="preserve">El sistema deberá desarrollarse en PHP 8.2+ con el </w:t>
             </w:r>
             <w:proofErr w:type="spellStart"/>
             <w:r>
@@ -46576,7 +46576,7 @@
                 <w:sz w:val="20"/>
                 <w:szCs w:val="20"/>
               </w:rPr>
-              <w:t xml:space="preserve"> Django 4.x. El </w:t>
+              <w:t xml:space="preserve"> Laravel 11. El </w:t>
             </w:r>
             <w:proofErr w:type="spellStart"/>
             <w:r>
@@ -46592,7 +46592,7 @@
                 <w:sz w:val="20"/>
                 <w:szCs w:val="20"/>
               </w:rPr>
-              <w:t xml:space="preserve"> usara Bootstrap 5 con plantillas Django.</w:t>
+              <w:t xml:space="preserve"> usara Bootstrap 5 con plantillas Blade de Laravel.</w:t>
             </w:r>
           </w:p>
         </w:tc>
@@ -46815,7 +46815,7 @@
                 <w:sz w:val="20"/>
                 <w:szCs w:val="20"/>
               </w:rPr>
-              <w:t>El sistema deberá respetar la siguiente restricción técnica: usar SQLite en ambiente de pruebas y PostgreSQL 14+ en producción, usando el ORM de Django para que el cambio no requiera modificar el código.</w:t>
+              <w:t>El sistema deberá respetar la siguiente restricción técnica: usar MySQL 8 tanto en ambiente de pruebas como en producción, usando el ORM Eloquent de Laravel para no depender del motor en el código.</w:t>
             </w:r>
           </w:p>
         </w:tc>
@@ -50261,7 +50261,7 @@
                 <w:szCs w:val="20"/>
               </w:rPr>
               <w:lastRenderedPageBreak/>
-              <w:t>MTV</w:t>
+              <w:t>MVC</w:t>
             </w:r>
           </w:p>
         </w:tc>
@@ -50321,7 +50321,7 @@
                 <w:sz w:val="20"/>
                 <w:szCs w:val="20"/>
               </w:rPr>
-              <w:t xml:space="preserve"> de diseño Django)</w:t>
+              <w:t xml:space="preserve"> de diseño Laravel)</w:t>
             </w:r>
           </w:p>
         </w:tc>
@@ -50412,7 +50412,7 @@
                 <w:sz w:val="20"/>
                 <w:szCs w:val="20"/>
               </w:rPr>
-              <w:t xml:space="preserve"> (mapeo objeto-relacional de Django)</w:t>
+              <w:t xml:space="preserve"> (mapeo objeto-relacional Eloquent de Laravel)</w:t>
             </w:r>
           </w:p>
         </w:tc>
